--- a/special-guest.docx
+++ b/special-guest.docx
@@ -656,25 +656,6 @@
                 <w:highlight w:val="yellow"/>
               </w:rPr>
               <w:lastRenderedPageBreak/>
-              <w:t>Như Ý</w:t>
-            </w:r>
-          </w:p>
-          <w:p>
-            <w:pPr>
-              <w:rPr>
-                <w:rFonts w:ascii="Verdana" w:hAnsi="Verdana"/>
-                <w:sz w:val="22"/>
-                <w:szCs w:val="22"/>
-                <w:highlight w:val="yellow"/>
-              </w:rPr>
-            </w:pPr>
-            <w:r>
-              <w:rPr>
-                <w:rFonts w:ascii="Verdana" w:hAnsi="Verdana"/>
-                <w:sz w:val="22"/>
-                <w:szCs w:val="22"/>
-                <w:highlight w:val="yellow"/>
-              </w:rPr>
               <w:t>Ny Ny</w:t>
             </w:r>
           </w:p>
